--- a/child dev/ukg, child dev.docx
+++ b/child dev/ukg, child dev.docx
@@ -338,8 +338,18 @@
                 <w:sz w:val="28"/>
                 <w:szCs w:val="28"/>
               </w:rPr>
-              <w:t>g]kfnL</w:t>
-            </w:r>
+              <w:t>g]</w:t>
+            </w:r>
+            <w:proofErr w:type="spellStart"/>
+            <w:r>
+              <w:rPr>
+                <w:rFonts w:ascii="Preeti" w:hAnsi="Preeti" w:cs="Times New Roman"/>
+                <w:sz w:val="28"/>
+                <w:szCs w:val="28"/>
+              </w:rPr>
+              <w:t>kfnL</w:t>
+            </w:r>
+            <w:proofErr w:type="spellEnd"/>
             <w:proofErr w:type="gramEnd"/>
           </w:p>
         </w:tc>
@@ -4016,23 +4026,6 @@
           <w:rFonts w:ascii="Times New Roman" w:hAnsi="Times New Roman" w:cs="Times New Roman"/>
           <w:b/>
           <w:caps/>
-          <w:sz w:val="28"/>
-          <w:szCs w:val="28"/>
-        </w:rPr>
-      </w:pPr>
-    </w:p>
-    <w:p>
-      <w:pPr>
-        <w:tabs>
-          <w:tab w:val="left" w:pos="-90"/>
-        </w:tabs>
-        <w:spacing w:after="0" w:line="240" w:lineRule="auto"/>
-        <w:ind w:hanging="180"/>
-        <w:jc w:val="center"/>
-        <w:rPr>
-          <w:rFonts w:ascii="Times New Roman" w:hAnsi="Times New Roman" w:cs="Times New Roman"/>
-          <w:b/>
-          <w:caps/>
         </w:rPr>
       </w:pPr>
       <w:r>
@@ -4118,7 +4111,7 @@
               <w:rPr>
                 <w:rFonts w:asciiTheme="majorBidi" w:hAnsiTheme="majorBidi" w:cstheme="majorBidi"/>
               </w:rPr>
-              <w:t>Can see the picture and tick the correct sentence.</w:t>
+              <w:t>Can circle the vowel in words given below.</w:t>
             </w:r>
           </w:p>
         </w:tc>
@@ -4158,7 +4151,7 @@
               <w:rPr>
                 <w:rFonts w:asciiTheme="majorBidi" w:hAnsiTheme="majorBidi" w:cstheme="majorBidi"/>
               </w:rPr>
-              <w:t>Can change singular into plural.</w:t>
+              <w:t>Can answer the following questions.</w:t>
             </w:r>
           </w:p>
         </w:tc>
@@ -4198,7 +4191,7 @@
               <w:rPr>
                 <w:rFonts w:asciiTheme="majorBidi" w:hAnsiTheme="majorBidi" w:cstheme="majorBidi"/>
               </w:rPr>
-              <w:t>Can write opposite words.</w:t>
+              <w:t>Can write action words.</w:t>
             </w:r>
           </w:p>
         </w:tc>
@@ -4238,13 +4231,13 @@
               <w:rPr>
                 <w:rFonts w:asciiTheme="majorBidi" w:hAnsiTheme="majorBidi" w:cstheme="majorBidi"/>
               </w:rPr>
-              <w:t>Can add ‘ing’</w:t>
+              <w:t>Can tick () for correct statements and cross ()</w:t>
             </w:r>
             <w:r>
               <w:rPr>
                 <w:rFonts w:asciiTheme="majorBidi" w:hAnsiTheme="majorBidi" w:cstheme="majorBidi"/>
               </w:rPr>
-              <w:t>.</w:t>
+              <w:t xml:space="preserve"> for the wrong ones.</w:t>
             </w:r>
           </w:p>
         </w:tc>
@@ -4284,7 +4277,7 @@
               <w:rPr>
                 <w:rFonts w:asciiTheme="majorBidi" w:hAnsiTheme="majorBidi" w:cstheme="majorBidi"/>
               </w:rPr>
-              <w:t>Can put ‘a’ or ‘an’ before the word.</w:t>
+              <w:t>Can change singular into plural.</w:t>
             </w:r>
           </w:p>
         </w:tc>
@@ -4324,7 +4317,7 @@
               <w:rPr>
                 <w:rFonts w:asciiTheme="majorBidi" w:hAnsiTheme="majorBidi" w:cstheme="majorBidi"/>
               </w:rPr>
-              <w:t>Can match sentences with the correct picture.</w:t>
+              <w:t>Can match sentences with correct picture.</w:t>
             </w:r>
           </w:p>
         </w:tc>
@@ -4364,7 +4357,7 @@
               <w:rPr>
                 <w:rFonts w:asciiTheme="majorBidi" w:hAnsiTheme="majorBidi" w:cstheme="majorBidi"/>
               </w:rPr>
-              <w:t>Can fill in the blanks with ‘is’, ‘am’, ‘are’.</w:t>
+              <w:t>Can match the opposite words.</w:t>
             </w:r>
           </w:p>
         </w:tc>
@@ -4404,21 +4397,7 @@
               <w:rPr>
                 <w:rFonts w:asciiTheme="majorBidi" w:hAnsiTheme="majorBidi" w:cstheme="majorBidi"/>
               </w:rPr>
-              <w:t>Can answer the question in ‘</w:t>
-            </w:r>
-            <w:proofErr w:type="gramStart"/>
-            <w:r>
-              <w:rPr>
-                <w:rFonts w:asciiTheme="majorBidi" w:hAnsiTheme="majorBidi" w:cstheme="majorBidi"/>
-              </w:rPr>
-              <w:t>Yes it is</w:t>
-            </w:r>
-            <w:proofErr w:type="gramEnd"/>
-            <w:r>
-              <w:rPr>
-                <w:rFonts w:asciiTheme="majorBidi" w:hAnsiTheme="majorBidi" w:cstheme="majorBidi"/>
-              </w:rPr>
-              <w:t>’ or ‘No it is not.’</w:t>
+              <w:t>Can make rhyming words.</w:t>
             </w:r>
           </w:p>
         </w:tc>
@@ -4458,7 +4437,13 @@
               <w:rPr>
                 <w:rFonts w:asciiTheme="majorBidi" w:hAnsiTheme="majorBidi" w:cstheme="majorBidi"/>
               </w:rPr>
-              <w:t>Can make sentences using He/She/It.</w:t>
+              <w:t>Can make sentences with the help of given table</w:t>
+            </w:r>
+            <w:r>
+              <w:rPr>
+                <w:rFonts w:asciiTheme="majorBidi" w:hAnsiTheme="majorBidi" w:cstheme="majorBidi"/>
+              </w:rPr>
+              <w:t>.</w:t>
             </w:r>
           </w:p>
         </w:tc>
@@ -4498,7 +4483,7 @@
               <w:rPr>
                 <w:rFonts w:asciiTheme="majorBidi" w:hAnsiTheme="majorBidi" w:cstheme="majorBidi"/>
               </w:rPr>
-              <w:t>Can complete the paragraph.</w:t>
+              <w:t>Can write down seven days.</w:t>
             </w:r>
           </w:p>
         </w:tc>
@@ -4568,8 +4553,20 @@
           <w:sz w:val="24"/>
           <w:szCs w:val="24"/>
         </w:rPr>
-        <w:t>g]kfnL</w:t>
+        <w:t>g]</w:t>
       </w:r>
+      <w:proofErr w:type="spellStart"/>
+      <w:r>
+        <w:rPr>
+          <w:rFonts w:ascii="Preeti" w:hAnsi="Preeti" w:cs="Times New Roman"/>
+          <w:b/>
+          <w:bCs/>
+          <w:sz w:val="24"/>
+          <w:szCs w:val="24"/>
+        </w:rPr>
+        <w:t>kfnL</w:t>
+      </w:r>
+      <w:proofErr w:type="spellEnd"/>
       <w:proofErr w:type="gramEnd"/>
       <w:r>
         <w:rPr>
@@ -4606,6 +4603,7 @@
                 <w:szCs w:val="24"/>
               </w:rPr>
             </w:pPr>
+            <w:proofErr w:type="spellStart"/>
             <w:proofErr w:type="gramStart"/>
             <w:r>
               <w:rPr>
@@ -4614,8 +4612,29 @@
                 <w:sz w:val="24"/>
                 <w:szCs w:val="24"/>
               </w:rPr>
-              <w:t>l;sfO{ pknlAwx</w:t>
-            </w:r>
+              <w:t>l;sfO</w:t>
+            </w:r>
+            <w:proofErr w:type="spellEnd"/>
+            <w:r>
+              <w:rPr>
+                <w:rFonts w:ascii="Preeti" w:hAnsi="Preeti" w:cs="Times New Roman"/>
+                <w:b/>
+                <w:sz w:val="24"/>
+                <w:szCs w:val="24"/>
+              </w:rPr>
+              <w:t xml:space="preserve">{ </w:t>
+            </w:r>
+            <w:proofErr w:type="spellStart"/>
+            <w:r>
+              <w:rPr>
+                <w:rFonts w:ascii="Preeti" w:hAnsi="Preeti" w:cs="Times New Roman"/>
+                <w:b/>
+                <w:sz w:val="24"/>
+                <w:szCs w:val="24"/>
+              </w:rPr>
+              <w:t>pknlAwx</w:t>
+            </w:r>
+            <w:proofErr w:type="spellEnd"/>
             <w:proofErr w:type="gramEnd"/>
             <w:r>
               <w:rPr>
@@ -4673,29 +4692,77 @@
                 <w:szCs w:val="24"/>
               </w:rPr>
             </w:pPr>
-            <w:r>
-              <w:rPr>
-                <w:rFonts w:ascii="Preeti" w:hAnsi="Preeti" w:cs="Times New Roman"/>
-                <w:sz w:val="24"/>
-                <w:szCs w:val="24"/>
-              </w:rPr>
-              <w:t>Df</w:t>
-            </w:r>
-            <w:r>
-              <w:rPr>
-                <w:rFonts w:ascii="Preeti" w:hAnsi="Preeti" w:cs="Times New Roman"/>
-                <w:sz w:val="24"/>
-                <w:szCs w:val="24"/>
-              </w:rPr>
-              <w:t>f</w:t>
-            </w:r>
-            <w:r>
-              <w:rPr>
-                <w:rFonts w:ascii="Preeti" w:hAnsi="Preeti" w:cs="Times New Roman"/>
-                <w:sz w:val="24"/>
-                <w:szCs w:val="24"/>
-              </w:rPr>
-              <w:t xml:space="preserve">qf nufP/ </w:t>
+            <w:proofErr w:type="spellStart"/>
+            <w:r>
+              <w:rPr>
+                <w:rFonts w:ascii="Preeti" w:hAnsi="Preeti" w:cs="Times New Roman"/>
+                <w:sz w:val="24"/>
+                <w:szCs w:val="24"/>
+              </w:rPr>
+              <w:t>cfwf</w:t>
+            </w:r>
+            <w:proofErr w:type="spellEnd"/>
+            <w:r>
+              <w:rPr>
+                <w:rFonts w:ascii="Preeti" w:hAnsi="Preeti" w:cs="Times New Roman"/>
+                <w:sz w:val="24"/>
+                <w:szCs w:val="24"/>
+              </w:rPr>
+              <w:t xml:space="preserve"> </w:t>
+            </w:r>
+            <w:proofErr w:type="spellStart"/>
+            <w:r>
+              <w:rPr>
+                <w:rFonts w:ascii="Preeti" w:hAnsi="Preeti" w:cs="Times New Roman"/>
+                <w:sz w:val="24"/>
+                <w:szCs w:val="24"/>
+              </w:rPr>
+              <w:t>cIf</w:t>
+            </w:r>
+            <w:proofErr w:type="spellEnd"/>
+            <w:r>
+              <w:rPr>
+                <w:rFonts w:ascii="Preeti" w:hAnsi="Preeti" w:cs="Times New Roman"/>
+                <w:sz w:val="24"/>
+                <w:szCs w:val="24"/>
+              </w:rPr>
+              <w:t xml:space="preserve">/n] </w:t>
+            </w:r>
+            <w:proofErr w:type="gramStart"/>
+            <w:r>
+              <w:rPr>
+                <w:rFonts w:ascii="Preeti" w:hAnsi="Preeti" w:cs="Times New Roman"/>
+                <w:sz w:val="24"/>
+                <w:szCs w:val="24"/>
+              </w:rPr>
+              <w:t>ag]sf</w:t>
+            </w:r>
+            <w:proofErr w:type="gramEnd"/>
+            <w:r>
+              <w:rPr>
+                <w:rFonts w:ascii="Preeti" w:hAnsi="Preeti" w:cs="Times New Roman"/>
+                <w:sz w:val="24"/>
+                <w:szCs w:val="24"/>
+              </w:rPr>
+              <w:t xml:space="preserve">] </w:t>
+            </w:r>
+            <w:proofErr w:type="spellStart"/>
+            <w:r>
+              <w:rPr>
+                <w:rFonts w:ascii="Preeti" w:hAnsi="Preeti" w:cs="Times New Roman"/>
+                <w:sz w:val="24"/>
+                <w:szCs w:val="24"/>
+              </w:rPr>
+              <w:t>zAbx</w:t>
+            </w:r>
+            <w:proofErr w:type="spellEnd"/>
+            <w:r>
+              <w:rPr>
+                <w:rFonts w:ascii="Preeti" w:hAnsi="Preeti" w:cs="Times New Roman"/>
+                <w:sz w:val="24"/>
+                <w:szCs w:val="24"/>
+              </w:rPr>
+              <w:t xml:space="preserve">¿ </w:t>
             </w:r>
             <w:proofErr w:type="gramStart"/>
             <w:r>
@@ -4761,21 +4828,23 @@
                 <w:szCs w:val="24"/>
               </w:rPr>
             </w:pPr>
-            <w:r>
-              <w:rPr>
-                <w:rFonts w:ascii="Preeti" w:hAnsi="Preeti" w:cs="Times New Roman"/>
-                <w:sz w:val="24"/>
-                <w:szCs w:val="24"/>
-              </w:rPr>
-              <w:t>rGb</w:t>
-            </w:r>
-            <w:r>
-              <w:rPr>
-                <w:rFonts w:ascii="Preeti" w:hAnsi="Preeti" w:cs="Times New Roman"/>
-                <w:sz w:val="24"/>
-                <w:szCs w:val="24"/>
-              </w:rPr>
-              <w:t xml:space="preserve">«laGb' - F _ dfqf </w:t>
+            <w:proofErr w:type="spellStart"/>
+            <w:r>
+              <w:rPr>
+                <w:rFonts w:ascii="Preeti" w:hAnsi="Preeti" w:cs="Times New Roman"/>
+                <w:sz w:val="24"/>
+                <w:szCs w:val="24"/>
+              </w:rPr>
+              <w:t>vfnL</w:t>
+            </w:r>
+            <w:proofErr w:type="spellEnd"/>
+            <w:r>
+              <w:rPr>
+                <w:rFonts w:ascii="Preeti" w:hAnsi="Preeti" w:cs="Times New Roman"/>
+                <w:sz w:val="24"/>
+                <w:szCs w:val="24"/>
+              </w:rPr>
+              <w:t xml:space="preserve"> 7fFp e/L cg'R</w:t>
             </w:r>
             <w:proofErr w:type="gramStart"/>
             <w:r>
@@ -4784,7 +4853,7 @@
                 <w:sz w:val="24"/>
                 <w:szCs w:val="24"/>
               </w:rPr>
-              <w:t>nfu]sf</w:t>
+              <w:t>5]b</w:t>
             </w:r>
             <w:proofErr w:type="gramEnd"/>
             <w:r>
@@ -4793,7 +4862,7 @@
                 <w:sz w:val="24"/>
                 <w:szCs w:val="24"/>
               </w:rPr>
-              <w:t xml:space="preserve"> zAbx¿ </w:t>
+              <w:t xml:space="preserve"> k"/f </w:t>
             </w:r>
             <w:proofErr w:type="gramStart"/>
             <w:r>
@@ -4802,7 +4871,7 @@
                 <w:sz w:val="24"/>
                 <w:szCs w:val="24"/>
               </w:rPr>
-              <w:t>n]Vg ;S</w:t>
+              <w:t>ug{ ;</w:t>
             </w:r>
             <w:proofErr w:type="gramEnd"/>
             <w:r>
@@ -4811,7 +4880,7 @@
                 <w:sz w:val="24"/>
                 <w:szCs w:val="24"/>
               </w:rPr>
-              <w:t>5g</w:t>
+              <w:t>S5g</w:t>
             </w:r>
             <w:proofErr w:type="gramStart"/>
             <w:r>
@@ -4859,6 +4928,43 @@
                 <w:szCs w:val="24"/>
               </w:rPr>
             </w:pPr>
+            <w:proofErr w:type="spellStart"/>
+            <w:r>
+              <w:rPr>
+                <w:rFonts w:ascii="Preeti" w:hAnsi="Preeti" w:cs="Times New Roman"/>
+                <w:sz w:val="24"/>
+                <w:szCs w:val="24"/>
+              </w:rPr>
+              <w:t>jfSo</w:t>
+            </w:r>
+            <w:proofErr w:type="spellEnd"/>
+            <w:r>
+              <w:rPr>
+                <w:rFonts w:ascii="Preeti" w:hAnsi="Preeti" w:cs="Times New Roman"/>
+                <w:sz w:val="24"/>
+                <w:szCs w:val="24"/>
+              </w:rPr>
+              <w:t xml:space="preserve"> k9]/ l7s </w:t>
+            </w:r>
+            <w:proofErr w:type="spellStart"/>
+            <w:r>
+              <w:rPr>
+                <w:rFonts w:ascii="Preeti" w:hAnsi="Preeti" w:cs="Times New Roman"/>
+                <w:sz w:val="24"/>
+                <w:szCs w:val="24"/>
+              </w:rPr>
+              <w:t>lrqdf</w:t>
+            </w:r>
+            <w:proofErr w:type="spellEnd"/>
+            <w:r>
+              <w:rPr>
+                <w:rFonts w:ascii="Preeti" w:hAnsi="Preeti" w:cs="Times New Roman"/>
+                <w:sz w:val="24"/>
+                <w:szCs w:val="24"/>
+              </w:rPr>
+              <w:t xml:space="preserve"> /ª </w:t>
+            </w:r>
+            <w:proofErr w:type="spellStart"/>
             <w:proofErr w:type="gramStart"/>
             <w:r>
               <w:rPr>
@@ -4866,7 +4972,16 @@
                 <w:sz w:val="24"/>
                 <w:szCs w:val="24"/>
               </w:rPr>
-              <w:t>cf]sf</w:t>
+              <w:t>eg</w:t>
+            </w:r>
+            <w:proofErr w:type="spellEnd"/>
+            <w:r>
+              <w:rPr>
+                <w:rFonts w:ascii="Preeti" w:hAnsi="Preeti" w:cs="Times New Roman"/>
+                <w:sz w:val="24"/>
+                <w:szCs w:val="24"/>
+              </w:rPr>
+              <w:t>{ ;</w:t>
             </w:r>
             <w:proofErr w:type="gramEnd"/>
             <w:r>
@@ -4875,43 +4990,7 @@
                 <w:sz w:val="24"/>
                 <w:szCs w:val="24"/>
               </w:rPr>
-              <w:t xml:space="preserve">/ - f] _ dfqf </w:t>
-            </w:r>
-            <w:proofErr w:type="gramStart"/>
-            <w:r>
-              <w:rPr>
-                <w:rFonts w:ascii="Preeti" w:hAnsi="Preeti" w:cs="Times New Roman"/>
-                <w:sz w:val="24"/>
-                <w:szCs w:val="24"/>
-              </w:rPr>
-              <w:t>nfu]sf</w:t>
-            </w:r>
-            <w:proofErr w:type="gramEnd"/>
-            <w:r>
-              <w:rPr>
-                <w:rFonts w:ascii="Preeti" w:hAnsi="Preeti" w:cs="Times New Roman"/>
-                <w:sz w:val="24"/>
-                <w:szCs w:val="24"/>
-              </w:rPr>
-              <w:t xml:space="preserve"> zAbx¿ </w:t>
-            </w:r>
-            <w:proofErr w:type="gramStart"/>
-            <w:r>
-              <w:rPr>
-                <w:rFonts w:ascii="Preeti" w:hAnsi="Preeti" w:cs="Times New Roman"/>
-                <w:sz w:val="24"/>
-                <w:szCs w:val="24"/>
-              </w:rPr>
-              <w:t>n]Vg ;S</w:t>
-            </w:r>
-            <w:proofErr w:type="gramEnd"/>
-            <w:r>
-              <w:rPr>
-                <w:rFonts w:ascii="Preeti" w:hAnsi="Preeti" w:cs="Times New Roman"/>
-                <w:sz w:val="24"/>
-                <w:szCs w:val="24"/>
-              </w:rPr>
-              <w:t>5g</w:t>
+              <w:t>S5g</w:t>
             </w:r>
             <w:proofErr w:type="gramStart"/>
             <w:r>
@@ -4965,15 +5044,25 @@
                 <w:sz w:val="24"/>
                 <w:szCs w:val="24"/>
               </w:rPr>
-              <w:t>k|Zgsf] p</w:t>
-            </w:r>
-            <w:r>
-              <w:rPr>
-                <w:rFonts w:ascii="Preeti" w:hAnsi="Preeti" w:cs="Times New Roman"/>
-                <w:sz w:val="24"/>
-                <w:szCs w:val="24"/>
-              </w:rPr>
-              <w:t xml:space="preserve">Q/ </w:t>
+              <w:t xml:space="preserve">sf] s] s:tf] 5 k9]/ l7s </w:t>
+            </w:r>
+            <w:proofErr w:type="spellStart"/>
+            <w:r>
+              <w:rPr>
+                <w:rFonts w:ascii="Preeti" w:hAnsi="Preeti" w:cs="Times New Roman"/>
+                <w:sz w:val="24"/>
+                <w:szCs w:val="24"/>
+              </w:rPr>
+              <w:t>jf</w:t>
+            </w:r>
+            <w:proofErr w:type="spellEnd"/>
+            <w:r>
+              <w:rPr>
+                <w:rFonts w:ascii="Preeti" w:hAnsi="Preeti" w:cs="Times New Roman"/>
+                <w:sz w:val="24"/>
+                <w:szCs w:val="24"/>
+              </w:rPr>
+              <w:t xml:space="preserve"> </w:t>
             </w:r>
             <w:proofErr w:type="gramStart"/>
             <w:r>
@@ -4982,7 +5071,77 @@
                 <w:sz w:val="24"/>
                 <w:szCs w:val="24"/>
               </w:rPr>
-              <w:t>lbg ;S</w:t>
+              <w:t>a]l</w:t>
+            </w:r>
+            <w:proofErr w:type="gramEnd"/>
+            <w:r>
+              <w:rPr>
+                <w:rFonts w:ascii="Preeti" w:hAnsi="Preeti" w:cs="Times New Roman"/>
+                <w:sz w:val="24"/>
+                <w:szCs w:val="24"/>
+              </w:rPr>
+              <w:t>7s -</w:t>
+            </w:r>
+            <w:r>
+              <w:rPr>
+                <w:rFonts w:ascii="Segoe UI Symbol" w:hAnsi="Segoe UI Symbol" w:cs="Segoe UI Symbol"/>
+                <w:sz w:val="24"/>
+                <w:szCs w:val="24"/>
+              </w:rPr>
+              <w:t>✔</w:t>
+            </w:r>
+            <w:r>
+              <w:rPr>
+                <w:rFonts w:ascii="Preeti" w:hAnsi="Preeti" w:cs="Times New Roman"/>
+                <w:sz w:val="24"/>
+                <w:szCs w:val="24"/>
+              </w:rPr>
+              <w:t>_</w:t>
+            </w:r>
+            <w:r>
+              <w:rPr>
+                <w:rFonts w:ascii="Preeti" w:hAnsi="Preeti" w:cs="Times New Roman"/>
+                <w:sz w:val="24"/>
+                <w:szCs w:val="24"/>
+              </w:rPr>
+              <w:t xml:space="preserve"> </w:t>
+            </w:r>
+            <w:proofErr w:type="spellStart"/>
+            <w:r>
+              <w:rPr>
+                <w:rFonts w:ascii="Preeti" w:hAnsi="Preeti" w:cs="Times New Roman"/>
+                <w:sz w:val="24"/>
+                <w:szCs w:val="24"/>
+              </w:rPr>
+              <w:t>lrGx</w:t>
+            </w:r>
+            <w:proofErr w:type="spellEnd"/>
+            <w:r>
+              <w:rPr>
+                <w:rFonts w:ascii="Preeti" w:hAnsi="Preeti" w:cs="Times New Roman"/>
+                <w:sz w:val="24"/>
+                <w:szCs w:val="24"/>
+              </w:rPr>
+              <w:t xml:space="preserve"> </w:t>
+            </w:r>
+            <w:proofErr w:type="spellStart"/>
+            <w:proofErr w:type="gramStart"/>
+            <w:r>
+              <w:rPr>
+                <w:rFonts w:ascii="Preeti" w:hAnsi="Preeti" w:cs="Times New Roman"/>
+                <w:sz w:val="24"/>
+                <w:szCs w:val="24"/>
+              </w:rPr>
+              <w:t>nufpg</w:t>
+            </w:r>
+            <w:proofErr w:type="spellEnd"/>
+            <w:r>
+              <w:rPr>
+                <w:rFonts w:ascii="Preeti" w:hAnsi="Preeti" w:cs="Times New Roman"/>
+                <w:sz w:val="24"/>
+                <w:szCs w:val="24"/>
+              </w:rPr>
+              <w:t xml:space="preserve"> ;S</w:t>
             </w:r>
             <w:proofErr w:type="gramEnd"/>
             <w:r>
@@ -5039,22 +5198,43 @@
                 <w:szCs w:val="24"/>
               </w:rPr>
             </w:pPr>
-            <w:r>
-              <w:rPr>
-                <w:rFonts w:ascii="Preeti" w:hAnsi="Preeti" w:cs="Times New Roman"/>
-                <w:sz w:val="24"/>
-                <w:szCs w:val="24"/>
-              </w:rPr>
-              <w:t xml:space="preserve">;'¿sf] cIf/df </w:t>
-            </w:r>
-            <w:r>
-              <w:rPr>
-                <w:rFonts w:ascii="Preeti" w:hAnsi="Preeti" w:cs="Times New Roman"/>
-                <w:sz w:val="24"/>
-                <w:szCs w:val="24"/>
-              </w:rPr>
-              <w:t xml:space="preserve">c+sf/ dfqf </w:t>
-            </w:r>
+            <w:proofErr w:type="spellStart"/>
+            <w:r>
+              <w:rPr>
+                <w:rFonts w:ascii="Preeti" w:hAnsi="Preeti" w:cs="Times New Roman"/>
+                <w:sz w:val="24"/>
+                <w:szCs w:val="24"/>
+              </w:rPr>
+              <w:t>zAbx</w:t>
+            </w:r>
+            <w:proofErr w:type="spellEnd"/>
+            <w:r>
+              <w:rPr>
+                <w:rFonts w:ascii="Preeti" w:hAnsi="Preeti" w:cs="Times New Roman"/>
+                <w:sz w:val="24"/>
+                <w:szCs w:val="24"/>
+              </w:rPr>
+              <w:t xml:space="preserve">¿ hf]8]/ </w:t>
+            </w:r>
+            <w:proofErr w:type="spellStart"/>
+            <w:r>
+              <w:rPr>
+                <w:rFonts w:ascii="Preeti" w:hAnsi="Preeti" w:cs="Times New Roman"/>
+                <w:sz w:val="24"/>
+                <w:szCs w:val="24"/>
+              </w:rPr>
+              <w:t>jfSo</w:t>
+            </w:r>
+            <w:proofErr w:type="spellEnd"/>
+            <w:r>
+              <w:rPr>
+                <w:rFonts w:ascii="Preeti" w:hAnsi="Preeti" w:cs="Times New Roman"/>
+                <w:sz w:val="24"/>
+                <w:szCs w:val="24"/>
+              </w:rPr>
+              <w:t xml:space="preserve"> </w:t>
+            </w:r>
+            <w:proofErr w:type="spellStart"/>
             <w:proofErr w:type="gramStart"/>
             <w:r>
               <w:rPr>
@@ -5062,7 +5242,16 @@
                 <w:sz w:val="24"/>
                 <w:szCs w:val="24"/>
               </w:rPr>
-              <w:t>nufpg ;S</w:t>
+              <w:t>agfpg</w:t>
+            </w:r>
+            <w:proofErr w:type="spellEnd"/>
+            <w:r>
+              <w:rPr>
+                <w:rFonts w:ascii="Preeti" w:hAnsi="Preeti" w:cs="Times New Roman"/>
+                <w:sz w:val="24"/>
+                <w:szCs w:val="24"/>
+              </w:rPr>
+              <w:t xml:space="preserve"> ;S</w:t>
             </w:r>
             <w:proofErr w:type="gramEnd"/>
             <w:r>
@@ -5117,52 +5306,48 @@
                 <w:rFonts w:ascii="Preeti" w:hAnsi="Preeti"/>
               </w:rPr>
             </w:pPr>
+            <w:proofErr w:type="spellStart"/>
             <w:r>
               <w:rPr>
                 <w:rFonts w:ascii="Preeti" w:hAnsi="Preeti"/>
               </w:rPr>
-              <w:t>j</w:t>
-            </w:r>
+              <w:t>zAb</w:t>
+            </w:r>
+            <w:proofErr w:type="spellEnd"/>
             <w:r>
               <w:rPr>
                 <w:rFonts w:ascii="Preeti" w:hAnsi="Preeti"/>
               </w:rPr>
-              <w:t>0</w:t>
-            </w:r>
+              <w:t xml:space="preserve"> </w:t>
+            </w:r>
+            <w:proofErr w:type="spellStart"/>
             <w:proofErr w:type="gramStart"/>
             <w:r>
               <w:rPr>
                 <w:rFonts w:ascii="Preeti" w:hAnsi="Preeti"/>
               </w:rPr>
-              <w:t>f{ hf</w:t>
+              <w:t>agfpg</w:t>
+            </w:r>
+            <w:proofErr w:type="spellEnd"/>
+            <w:r>
+              <w:rPr>
+                <w:rFonts w:ascii="Preeti" w:hAnsi="Preeti"/>
+              </w:rPr>
+              <w:t xml:space="preserve"> ;S</w:t>
             </w:r>
             <w:proofErr w:type="gramEnd"/>
             <w:r>
               <w:rPr>
                 <w:rFonts w:ascii="Preeti" w:hAnsi="Preeti"/>
               </w:rPr>
-              <w:t xml:space="preserve">]8]/ zAb </w:t>
+              <w:t>5g</w:t>
             </w:r>
             <w:proofErr w:type="gramStart"/>
             <w:r>
               <w:rPr>
                 <w:rFonts w:ascii="Preeti" w:hAnsi="Preeti"/>
               </w:rPr>
-              <w:t>agfpg ;S</w:t>
-            </w:r>
-            <w:proofErr w:type="gramEnd"/>
-            <w:r>
-              <w:rPr>
-                <w:rFonts w:ascii="Preeti" w:hAnsi="Preeti"/>
-              </w:rPr>
-              <w:t>5</w:t>
-            </w:r>
-            <w:proofErr w:type="gramStart"/>
-            <w:r>
-              <w:rPr>
-                <w:rFonts w:ascii="Preeti" w:hAnsi="Preeti"/>
-              </w:rPr>
-              <w:t>g .</w:t>
+              <w:t>\ .</w:t>
             </w:r>
             <w:proofErr w:type="gramEnd"/>
           </w:p>
@@ -5201,6 +5386,7 @@
                 <w:szCs w:val="24"/>
               </w:rPr>
             </w:pPr>
+            <w:proofErr w:type="spellStart"/>
             <w:r>
               <w:rPr>
                 <w:rFonts w:ascii="Preeti" w:hAnsi="Preeti" w:cs="Times New Roman"/>
@@ -5209,6 +5395,7 @@
               </w:rPr>
               <w:t>lbOPsf</w:t>
             </w:r>
+            <w:proofErr w:type="spellEnd"/>
             <w:proofErr w:type="gramStart"/>
             <w:r>
               <w:rPr>
@@ -5216,7 +5403,7 @@
                 <w:sz w:val="24"/>
                 <w:szCs w:val="24"/>
               </w:rPr>
-              <w:t>] ;d</w:t>
+              <w:t>] ;d'xaf</w:t>
             </w:r>
             <w:proofErr w:type="gramEnd"/>
             <w:r>
@@ -5225,8 +5412,45 @@
                 <w:sz w:val="24"/>
                 <w:szCs w:val="24"/>
               </w:rPr>
-              <w:t xml:space="preserve">"xaf6 nofTds gePsf </w:t>
-            </w:r>
+              <w:t xml:space="preserve">6 </w:t>
+            </w:r>
+            <w:proofErr w:type="spellStart"/>
+            <w:r>
+              <w:rPr>
+                <w:rFonts w:ascii="Preeti" w:hAnsi="Preeti" w:cs="Times New Roman"/>
+                <w:sz w:val="24"/>
+                <w:szCs w:val="24"/>
+              </w:rPr>
+              <w:t>NofTds</w:t>
+            </w:r>
+            <w:proofErr w:type="spellEnd"/>
+            <w:r>
+              <w:rPr>
+                <w:rFonts w:ascii="Preeti" w:hAnsi="Preeti" w:cs="Times New Roman"/>
+                <w:sz w:val="24"/>
+                <w:szCs w:val="24"/>
+              </w:rPr>
+              <w:t xml:space="preserve"> </w:t>
+            </w:r>
+            <w:proofErr w:type="spellStart"/>
+            <w:r>
+              <w:rPr>
+                <w:rFonts w:ascii="Preeti" w:hAnsi="Preeti" w:cs="Times New Roman"/>
+                <w:sz w:val="24"/>
+                <w:szCs w:val="24"/>
+              </w:rPr>
+              <w:t>gePsf</w:t>
+            </w:r>
+            <w:proofErr w:type="spellEnd"/>
+            <w:r>
+              <w:rPr>
+                <w:rFonts w:ascii="Preeti" w:hAnsi="Preeti" w:cs="Times New Roman"/>
+                <w:sz w:val="24"/>
+                <w:szCs w:val="24"/>
+              </w:rPr>
+              <w:t xml:space="preserve">] </w:t>
+            </w:r>
+            <w:proofErr w:type="spellStart"/>
             <w:proofErr w:type="gramStart"/>
             <w:r>
               <w:rPr>
@@ -5234,7 +5458,32 @@
                 <w:sz w:val="24"/>
                 <w:szCs w:val="24"/>
               </w:rPr>
-              <w:t>zAbnfO{ j</w:t>
+              <w:t>z</w:t>
+            </w:r>
+            <w:r>
+              <w:rPr>
+                <w:rFonts w:ascii="Preeti" w:hAnsi="Preeti" w:cs="Times New Roman"/>
+                <w:sz w:val="24"/>
+                <w:szCs w:val="24"/>
+              </w:rPr>
+              <w:t>Ab</w:t>
+            </w:r>
+            <w:r>
+              <w:rPr>
+                <w:rFonts w:ascii="Preeti" w:hAnsi="Preeti" w:cs="Times New Roman"/>
+                <w:sz w:val="24"/>
+                <w:szCs w:val="24"/>
+              </w:rPr>
+              <w:t>nfO</w:t>
+            </w:r>
+            <w:proofErr w:type="spellEnd"/>
+            <w:r>
+              <w:rPr>
+                <w:rFonts w:ascii="Preeti" w:hAnsi="Preeti" w:cs="Times New Roman"/>
+                <w:sz w:val="24"/>
+                <w:szCs w:val="24"/>
+              </w:rPr>
+              <w:t>{ a</w:t>
             </w:r>
             <w:proofErr w:type="gramEnd"/>
             <w:r>
@@ -5243,16 +5492,27 @@
                 <w:sz w:val="24"/>
                 <w:szCs w:val="24"/>
               </w:rPr>
-              <w:t>|m; l</w:t>
-            </w:r>
-            <w:r>
-              <w:rPr>
-                <w:rFonts w:ascii="Preeti" w:hAnsi="Preeti" w:cs="Times New Roman"/>
-                <w:sz w:val="24"/>
-                <w:szCs w:val="24"/>
-              </w:rPr>
-              <w:t xml:space="preserve">rGx </w:t>
-            </w:r>
+              <w:t xml:space="preserve">]l7s -%_ </w:t>
+            </w:r>
+            <w:proofErr w:type="spellStart"/>
+            <w:r>
+              <w:rPr>
+                <w:rFonts w:ascii="Preeti" w:hAnsi="Preeti" w:cs="Times New Roman"/>
+                <w:sz w:val="24"/>
+                <w:szCs w:val="24"/>
+              </w:rPr>
+              <w:t>lrGx</w:t>
+            </w:r>
+            <w:proofErr w:type="spellEnd"/>
+            <w:r>
+              <w:rPr>
+                <w:rFonts w:ascii="Preeti" w:hAnsi="Preeti" w:cs="Times New Roman"/>
+                <w:sz w:val="24"/>
+                <w:szCs w:val="24"/>
+              </w:rPr>
+              <w:t xml:space="preserve"> </w:t>
+            </w:r>
+            <w:proofErr w:type="spellStart"/>
             <w:proofErr w:type="gramStart"/>
             <w:r>
               <w:rPr>
@@ -5260,7 +5520,16 @@
                 <w:sz w:val="24"/>
                 <w:szCs w:val="24"/>
               </w:rPr>
-              <w:t>nufpg ;S</w:t>
+              <w:t>nufpg</w:t>
+            </w:r>
+            <w:proofErr w:type="spellEnd"/>
+            <w:r>
+              <w:rPr>
+                <w:rFonts w:ascii="Preeti" w:hAnsi="Preeti" w:cs="Times New Roman"/>
+                <w:sz w:val="24"/>
+                <w:szCs w:val="24"/>
+              </w:rPr>
+              <w:t xml:space="preserve"> ;S</w:t>
             </w:r>
             <w:proofErr w:type="gramEnd"/>
             <w:r>
@@ -5269,7 +5538,7 @@
                 <w:sz w:val="24"/>
                 <w:szCs w:val="24"/>
               </w:rPr>
-              <w:t>5</w:t>
+              <w:t>5g</w:t>
             </w:r>
             <w:proofErr w:type="gramStart"/>
             <w:r>
@@ -5278,7 +5547,7 @@
                 <w:sz w:val="24"/>
                 <w:szCs w:val="24"/>
               </w:rPr>
-              <w:t>g .</w:t>
+              <w:t>\ .</w:t>
             </w:r>
             <w:proofErr w:type="gramEnd"/>
           </w:p>
@@ -5323,15 +5592,7 @@
                 <w:sz w:val="24"/>
                 <w:szCs w:val="24"/>
               </w:rPr>
-              <w:t>zAb zAb hf]</w:t>
-            </w:r>
-            <w:r>
-              <w:rPr>
-                <w:rFonts w:ascii="Preeti" w:hAnsi="Preeti" w:cs="Times New Roman"/>
-                <w:sz w:val="24"/>
-                <w:szCs w:val="24"/>
-              </w:rPr>
-              <w:t xml:space="preserve">8]/ jfSo </w:t>
+              <w:t xml:space="preserve">pN6f] </w:t>
             </w:r>
             <w:proofErr w:type="gramStart"/>
             <w:r>
@@ -5340,7 +5601,63 @@
                 <w:sz w:val="24"/>
                 <w:szCs w:val="24"/>
               </w:rPr>
-              <w:t>afgpg ;S</w:t>
+              <w:t xml:space="preserve">cy{ </w:t>
+            </w:r>
+            <w:proofErr w:type="spellStart"/>
+            <w:r>
+              <w:rPr>
+                <w:rFonts w:ascii="Preeti" w:hAnsi="Preeti" w:cs="Times New Roman"/>
+                <w:sz w:val="24"/>
+                <w:szCs w:val="24"/>
+              </w:rPr>
+              <w:t>cfpg</w:t>
+            </w:r>
+            <w:proofErr w:type="spellEnd"/>
+            <w:proofErr w:type="gramEnd"/>
+            <w:r>
+              <w:rPr>
+                <w:rFonts w:ascii="Preeti" w:hAnsi="Preeti" w:cs="Times New Roman"/>
+                <w:sz w:val="24"/>
+                <w:szCs w:val="24"/>
+              </w:rPr>
+              <w:t xml:space="preserve">] </w:t>
+            </w:r>
+            <w:proofErr w:type="spellStart"/>
+            <w:r>
+              <w:rPr>
+                <w:rFonts w:ascii="Preeti" w:hAnsi="Preeti" w:cs="Times New Roman"/>
+                <w:sz w:val="24"/>
+                <w:szCs w:val="24"/>
+              </w:rPr>
+              <w:t>zAbx</w:t>
+            </w:r>
+            <w:proofErr w:type="spellEnd"/>
+            <w:r>
+              <w:rPr>
+                <w:rFonts w:ascii="Preeti" w:hAnsi="Preeti" w:cs="Times New Roman"/>
+                <w:sz w:val="24"/>
+                <w:szCs w:val="24"/>
+              </w:rPr>
+              <w:t xml:space="preserve">¿ hf]8f </w:t>
+            </w:r>
+            <w:proofErr w:type="spellStart"/>
+            <w:proofErr w:type="gramStart"/>
+            <w:r>
+              <w:rPr>
+                <w:rFonts w:ascii="Preeti" w:hAnsi="Preeti" w:cs="Times New Roman"/>
+                <w:sz w:val="24"/>
+                <w:szCs w:val="24"/>
+              </w:rPr>
+              <w:t>ldnfpg</w:t>
+            </w:r>
+            <w:proofErr w:type="spellEnd"/>
+            <w:r>
+              <w:rPr>
+                <w:rFonts w:ascii="Preeti" w:hAnsi="Preeti" w:cs="Times New Roman"/>
+                <w:sz w:val="24"/>
+                <w:szCs w:val="24"/>
+              </w:rPr>
+              <w:t xml:space="preserve"> ;S</w:t>
             </w:r>
             <w:proofErr w:type="gramEnd"/>
             <w:r>
@@ -5403,7 +5720,7 @@
                 <w:sz w:val="24"/>
                 <w:szCs w:val="24"/>
               </w:rPr>
-              <w:t xml:space="preserve">afx|v/L </w:t>
+              <w:t>w]</w:t>
             </w:r>
             <w:proofErr w:type="gramStart"/>
             <w:r>
@@ -5412,7 +5729,61 @@
                 <w:sz w:val="24"/>
                 <w:szCs w:val="24"/>
               </w:rPr>
-              <w:t>n]Vg] ;S</w:t>
+              <w:t>/}</w:t>
+            </w:r>
+            <w:proofErr w:type="spellStart"/>
+            <w:r>
+              <w:rPr>
+                <w:rFonts w:ascii="Preeti" w:hAnsi="Preeti" w:cs="Times New Roman"/>
+                <w:sz w:val="24"/>
+                <w:szCs w:val="24"/>
+              </w:rPr>
+              <w:t>nfO</w:t>
+            </w:r>
+            <w:proofErr w:type="spellEnd"/>
+            <w:r>
+              <w:rPr>
+                <w:rFonts w:ascii="Preeti" w:hAnsi="Preeti" w:cs="Times New Roman"/>
+                <w:sz w:val="24"/>
+                <w:szCs w:val="24"/>
+              </w:rPr>
+              <w:t>{ Ps</w:t>
+            </w:r>
+            <w:proofErr w:type="gramEnd"/>
+            <w:r>
+              <w:rPr>
+                <w:rFonts w:ascii="Preeti" w:hAnsi="Preeti" w:cs="Times New Roman"/>
+                <w:sz w:val="24"/>
+                <w:szCs w:val="24"/>
+              </w:rPr>
+              <w:t xml:space="preserve"> </w:t>
+            </w:r>
+            <w:proofErr w:type="spellStart"/>
+            <w:r>
+              <w:rPr>
+                <w:rFonts w:ascii="Preeti" w:hAnsi="Preeti" w:cs="Times New Roman"/>
+                <w:sz w:val="24"/>
+                <w:szCs w:val="24"/>
+              </w:rPr>
+              <w:t>agfP</w:t>
+            </w:r>
+            <w:proofErr w:type="spellEnd"/>
+            <w:r>
+              <w:rPr>
+                <w:rFonts w:ascii="Preeti" w:hAnsi="Preeti" w:cs="Times New Roman"/>
+                <w:sz w:val="24"/>
+                <w:szCs w:val="24"/>
+              </w:rPr>
+              <w:t xml:space="preserve">/ </w:t>
+            </w:r>
+            <w:proofErr w:type="gramStart"/>
+            <w:r>
+              <w:rPr>
+                <w:rFonts w:ascii="Preeti" w:hAnsi="Preeti" w:cs="Times New Roman"/>
+                <w:sz w:val="24"/>
+                <w:szCs w:val="24"/>
+              </w:rPr>
+              <w:t>n]Vg ;S</w:t>
             </w:r>
             <w:proofErr w:type="gramEnd"/>
             <w:r>
@@ -5469,21 +5840,99 @@
                 <w:szCs w:val="24"/>
               </w:rPr>
             </w:pPr>
-            <w:r>
-              <w:rPr>
-                <w:rFonts w:ascii="Preeti" w:hAnsi="Preeti" w:cs="Times New Roman"/>
-                <w:sz w:val="24"/>
-                <w:szCs w:val="24"/>
-              </w:rPr>
-              <w:t>v'</w:t>
-            </w:r>
-            <w:r>
-              <w:rPr>
-                <w:rFonts w:ascii="Preeti" w:hAnsi="Preeti" w:cs="Times New Roman"/>
-                <w:sz w:val="24"/>
-                <w:szCs w:val="24"/>
-              </w:rPr>
-              <w:t xml:space="preserve">6\6f </w:t>
+            <w:proofErr w:type="spellStart"/>
+            <w:r>
+              <w:rPr>
+                <w:rFonts w:ascii="Preeti" w:hAnsi="Preeti" w:cs="Times New Roman"/>
+                <w:sz w:val="24"/>
+                <w:szCs w:val="24"/>
+              </w:rPr>
+              <w:t>jfSo</w:t>
+            </w:r>
+            <w:proofErr w:type="spellEnd"/>
+            <w:r>
+              <w:rPr>
+                <w:rFonts w:ascii="Preeti" w:hAnsi="Preeti" w:cs="Times New Roman"/>
+                <w:sz w:val="24"/>
+                <w:szCs w:val="24"/>
+              </w:rPr>
+              <w:t xml:space="preserve"> k9]/ z'4 </w:t>
+            </w:r>
+            <w:proofErr w:type="spellStart"/>
+            <w:r>
+              <w:rPr>
+                <w:rFonts w:ascii="Preeti" w:hAnsi="Preeti" w:cs="Times New Roman"/>
+                <w:sz w:val="24"/>
+                <w:szCs w:val="24"/>
+              </w:rPr>
+              <w:t>jf</w:t>
+            </w:r>
+            <w:proofErr w:type="spellEnd"/>
+            <w:r>
+              <w:rPr>
+                <w:rFonts w:ascii="Preeti" w:hAnsi="Preeti" w:cs="Times New Roman"/>
+                <w:sz w:val="24"/>
+                <w:szCs w:val="24"/>
+              </w:rPr>
+              <w:t xml:space="preserve"> cz'4 x]/L l7s</w:t>
+            </w:r>
+            <w:r>
+              <w:rPr>
+                <w:rFonts w:ascii="Preeti" w:hAnsi="Preeti" w:cs="Times New Roman"/>
+                <w:sz w:val="24"/>
+                <w:szCs w:val="24"/>
+              </w:rPr>
+              <w:t xml:space="preserve"> </w:t>
+            </w:r>
+            <w:r>
+              <w:rPr>
+                <w:rFonts w:ascii="Preeti" w:hAnsi="Preeti" w:cs="Times New Roman"/>
+                <w:sz w:val="24"/>
+                <w:szCs w:val="24"/>
+              </w:rPr>
+              <w:t>-</w:t>
+            </w:r>
+            <w:r>
+              <w:rPr>
+                <w:rFonts w:ascii="Segoe UI Symbol" w:hAnsi="Segoe UI Symbol" w:cs="Segoe UI Symbol"/>
+                <w:sz w:val="24"/>
+                <w:szCs w:val="24"/>
+              </w:rPr>
+              <w:t>✔</w:t>
+            </w:r>
+            <w:r>
+              <w:rPr>
+                <w:rFonts w:ascii="Preeti" w:hAnsi="Preeti" w:cs="Times New Roman"/>
+                <w:sz w:val="24"/>
+                <w:szCs w:val="24"/>
+              </w:rPr>
+              <w:t>_</w:t>
+            </w:r>
+            <w:r>
+              <w:rPr>
+                <w:rFonts w:ascii="Preeti" w:hAnsi="Preeti" w:cs="Times New Roman"/>
+                <w:sz w:val="24"/>
+                <w:szCs w:val="24"/>
+              </w:rPr>
+              <w:t xml:space="preserve"> </w:t>
+            </w:r>
+            <w:proofErr w:type="spellStart"/>
+            <w:r>
+              <w:rPr>
+                <w:rFonts w:ascii="Preeti" w:hAnsi="Preeti" w:cs="Times New Roman"/>
+                <w:sz w:val="24"/>
+                <w:szCs w:val="24"/>
+              </w:rPr>
+              <w:t>jf</w:t>
+            </w:r>
+            <w:proofErr w:type="spellEnd"/>
+            <w:r>
+              <w:rPr>
+                <w:rFonts w:ascii="Preeti" w:hAnsi="Preeti" w:cs="Times New Roman"/>
+                <w:sz w:val="24"/>
+                <w:szCs w:val="24"/>
+              </w:rPr>
+              <w:t xml:space="preserve"> </w:t>
             </w:r>
             <w:proofErr w:type="gramStart"/>
             <w:r>
@@ -5492,7 +5941,7 @@
                 <w:sz w:val="24"/>
                 <w:szCs w:val="24"/>
               </w:rPr>
-              <w:t>tfg]sf</w:t>
+              <w:t>a]l</w:t>
             </w:r>
             <w:proofErr w:type="gramEnd"/>
             <w:r>
@@ -5501,8 +5950,43 @@
                 <w:sz w:val="24"/>
                 <w:szCs w:val="24"/>
               </w:rPr>
-              <w:t xml:space="preserve"> zAbx¿</w:t>
-            </w:r>
+              <w:t>7s -</w:t>
+            </w:r>
+            <w:r>
+              <w:rPr>
+                <w:rFonts w:ascii="Segoe UI Emoji" w:hAnsi="Segoe UI Emoji" w:cs="Segoe UI Emoji"/>
+                <w:sz w:val="18"/>
+                <w:szCs w:val="18"/>
+              </w:rPr>
+              <w:t>❌</w:t>
+            </w:r>
+            <w:r>
+              <w:rPr>
+                <w:rFonts w:ascii="Preeti" w:hAnsi="Preeti" w:cs="Times New Roman"/>
+                <w:sz w:val="24"/>
+                <w:szCs w:val="24"/>
+              </w:rPr>
+              <w:t xml:space="preserve">_ </w:t>
+            </w:r>
+            <w:proofErr w:type="spellStart"/>
+            <w:r>
+              <w:rPr>
+                <w:rFonts w:ascii="Preeti" w:hAnsi="Preeti" w:cs="Times New Roman"/>
+                <w:sz w:val="24"/>
+                <w:szCs w:val="24"/>
+              </w:rPr>
+              <w:t>lrGx</w:t>
+            </w:r>
+            <w:proofErr w:type="spellEnd"/>
+            <w:r>
+              <w:rPr>
+                <w:rFonts w:ascii="Preeti" w:hAnsi="Preeti" w:cs="Times New Roman"/>
+                <w:sz w:val="24"/>
+                <w:szCs w:val="24"/>
+              </w:rPr>
+              <w:t xml:space="preserve"> </w:t>
+            </w:r>
+            <w:proofErr w:type="spellStart"/>
             <w:proofErr w:type="gramStart"/>
             <w:r>
               <w:rPr>
@@ -5510,97 +5994,16 @@
                 <w:sz w:val="24"/>
                 <w:szCs w:val="24"/>
               </w:rPr>
-              <w:t>nfO{ dfq</w:t>
-            </w:r>
-            <w:proofErr w:type="gramEnd"/>
-            <w:r>
-              <w:rPr>
-                <w:rFonts w:ascii="Preeti" w:hAnsi="Preeti" w:cs="Times New Roman"/>
-                <w:sz w:val="24"/>
-                <w:szCs w:val="24"/>
-              </w:rPr>
-              <w:t xml:space="preserve"> 3]/f </w:t>
-            </w:r>
-            <w:proofErr w:type="gramStart"/>
-            <w:r>
-              <w:rPr>
-                <w:rFonts w:ascii="Preeti" w:hAnsi="Preeti" w:cs="Times New Roman"/>
-                <w:sz w:val="24"/>
-                <w:szCs w:val="24"/>
-              </w:rPr>
-              <w:t>nufpg ;S</w:t>
-            </w:r>
-            <w:proofErr w:type="gramEnd"/>
-            <w:r>
-              <w:rPr>
-                <w:rFonts w:ascii="Preeti" w:hAnsi="Preeti" w:cs="Times New Roman"/>
-                <w:sz w:val="24"/>
-                <w:szCs w:val="24"/>
-              </w:rPr>
-              <w:t>5g\</w:t>
-            </w:r>
-            <w:proofErr w:type="gramStart"/>
-            <w:r>
-              <w:rPr>
-                <w:rFonts w:ascii="Preeti" w:hAnsi="Preeti" w:cs="Times New Roman"/>
-                <w:sz w:val="24"/>
-                <w:szCs w:val="24"/>
-              </w:rPr>
-              <w:t>\ .</w:t>
-            </w:r>
-            <w:proofErr w:type="gramEnd"/>
-          </w:p>
-        </w:tc>
-        <w:tc>
-          <w:tcPr>
-            <w:tcW w:w="713" w:type="pct"/>
-          </w:tcPr>
-          <w:p>
-            <w:pPr>
-              <w:rPr>
-                <w:rFonts w:ascii="Preeti" w:hAnsi="Preeti" w:cs="Times New Roman"/>
-                <w:sz w:val="32"/>
-                <w:szCs w:val="28"/>
-              </w:rPr>
-            </w:pPr>
-          </w:p>
-        </w:tc>
-      </w:tr>
-      <w:tr>
-        <w:tc>
-          <w:tcPr>
-            <w:tcW w:w="4287" w:type="pct"/>
-          </w:tcPr>
-          <w:p>
-            <w:pPr>
-              <w:pStyle w:val="ListParagraph"/>
-              <w:numPr>
-                <w:ilvl w:val="0"/>
-                <w:numId w:val="2"/>
-              </w:numPr>
-              <w:ind w:left="251" w:hanging="251"/>
-              <w:rPr>
-                <w:rFonts w:ascii="Preeti" w:hAnsi="Preeti" w:cs="Times New Roman"/>
-                <w:sz w:val="24"/>
-                <w:szCs w:val="24"/>
-              </w:rPr>
-            </w:pPr>
-            <w:r>
-              <w:rPr>
-                <w:rFonts w:ascii="Preeti" w:hAnsi="Preeti" w:cs="Times New Roman"/>
-                <w:sz w:val="24"/>
-                <w:szCs w:val="24"/>
-              </w:rPr>
-              <w:t xml:space="preserve">lrq x]/L gfd </w:t>
-            </w:r>
-            <w:proofErr w:type="gramStart"/>
-            <w:r>
-              <w:rPr>
-                <w:rFonts w:ascii="Preeti" w:hAnsi="Preeti" w:cs="Times New Roman"/>
-                <w:sz w:val="24"/>
-                <w:szCs w:val="24"/>
-              </w:rPr>
-              <w:t>n]Vg ;S</w:t>
+              <w:t>nufpg</w:t>
+            </w:r>
+            <w:proofErr w:type="spellEnd"/>
+            <w:r>
+              <w:rPr>
+                <w:rFonts w:ascii="Preeti" w:hAnsi="Preeti" w:cs="Times New Roman"/>
+                <w:sz w:val="24"/>
+                <w:szCs w:val="24"/>
+              </w:rPr>
+              <w:t xml:space="preserve"> ;S</w:t>
             </w:r>
             <w:proofErr w:type="gramEnd"/>
             <w:r>
@@ -5745,7 +6148,7 @@
               <w:rPr>
                 <w:rFonts w:asciiTheme="majorBidi" w:hAnsiTheme="majorBidi" w:cstheme="majorBidi"/>
               </w:rPr>
-              <w:t>Can what come before.</w:t>
+              <w:t>Can look at the clock and write the time.</w:t>
             </w:r>
           </w:p>
         </w:tc>
@@ -5785,7 +6188,7 @@
               <w:rPr>
                 <w:rFonts w:asciiTheme="majorBidi" w:hAnsiTheme="majorBidi" w:cstheme="majorBidi"/>
               </w:rPr>
-              <w:t>Can subtraction.</w:t>
+              <w:t>Can Add (+)</w:t>
             </w:r>
           </w:p>
         </w:tc>
@@ -5825,7 +6228,7 @@
               <w:rPr>
                 <w:rFonts w:asciiTheme="majorBidi" w:hAnsiTheme="majorBidi" w:cstheme="majorBidi"/>
               </w:rPr>
-              <w:t>Can addition.</w:t>
+              <w:t>Can subtract (-)</w:t>
             </w:r>
           </w:p>
         </w:tc>
@@ -5863,10 +6266,76 @@
             </w:pPr>
             <w:r>
               <w:rPr>
-                <w:rFonts w:asciiTheme="majorBidi" w:hAnsiTheme="majorBidi" w:cstheme="majorBidi"/>
-              </w:rPr>
-              <w:t>Can write Devnagari numbers.</w:t>
-            </w:r>
+                <w:rFonts w:ascii="Preeti" w:hAnsi="Preeti" w:cstheme="majorBidi"/>
+              </w:rPr>
+              <w:t>cª\</w:t>
+            </w:r>
+            <w:proofErr w:type="spellStart"/>
+            <w:proofErr w:type="gramStart"/>
+            <w:r>
+              <w:rPr>
+                <w:rFonts w:ascii="Preeti" w:hAnsi="Preeti" w:cstheme="majorBidi"/>
+              </w:rPr>
+              <w:t>snfO</w:t>
+            </w:r>
+            <w:proofErr w:type="spellEnd"/>
+            <w:r>
+              <w:rPr>
+                <w:rFonts w:ascii="Preeti" w:hAnsi="Preeti" w:cstheme="majorBidi"/>
+              </w:rPr>
+              <w:t xml:space="preserve">{ </w:t>
+            </w:r>
+            <w:proofErr w:type="spellStart"/>
+            <w:r>
+              <w:rPr>
+                <w:rFonts w:ascii="Preeti" w:hAnsi="Preeti" w:cstheme="majorBidi"/>
+              </w:rPr>
+              <w:t>cIf</w:t>
+            </w:r>
+            <w:proofErr w:type="spellEnd"/>
+            <w:proofErr w:type="gramEnd"/>
+            <w:r>
+              <w:rPr>
+                <w:rFonts w:ascii="Preeti" w:hAnsi="Preeti" w:cstheme="majorBidi"/>
+              </w:rPr>
+              <w:t>/</w:t>
+            </w:r>
+            <w:proofErr w:type="spellStart"/>
+            <w:r>
+              <w:rPr>
+                <w:rFonts w:ascii="Preeti" w:hAnsi="Preeti" w:cstheme="majorBidi"/>
+              </w:rPr>
+              <w:t>df</w:t>
+            </w:r>
+            <w:proofErr w:type="spellEnd"/>
+            <w:r>
+              <w:rPr>
+                <w:rFonts w:ascii="Preeti" w:hAnsi="Preeti" w:cstheme="majorBidi"/>
+              </w:rPr>
+              <w:t xml:space="preserve"> </w:t>
+            </w:r>
+            <w:proofErr w:type="gramStart"/>
+            <w:r>
+              <w:rPr>
+                <w:rFonts w:ascii="Preeti" w:hAnsi="Preeti" w:cstheme="majorBidi"/>
+              </w:rPr>
+              <w:t>n]Vg ;S</w:t>
+            </w:r>
+            <w:proofErr w:type="gramEnd"/>
+            <w:r>
+              <w:rPr>
+                <w:rFonts w:ascii="Preeti" w:hAnsi="Preeti" w:cstheme="majorBidi"/>
+              </w:rPr>
+              <w:t>5g</w:t>
+            </w:r>
+            <w:proofErr w:type="gramStart"/>
+            <w:r>
+              <w:rPr>
+                <w:rFonts w:ascii="Preeti" w:hAnsi="Preeti" w:cstheme="majorBidi"/>
+              </w:rPr>
+              <w:t>\ .</w:t>
+            </w:r>
+            <w:proofErr w:type="gramEnd"/>
           </w:p>
         </w:tc>
         <w:tc>
@@ -5949,7 +6418,7 @@
                 <w:sz w:val="24"/>
                 <w:szCs w:val="24"/>
               </w:rPr>
-              <w:t>Can write odd and even numbers.</w:t>
+              <w:t>Can write ordinal numbers.</w:t>
             </w:r>
           </w:p>
         </w:tc>
@@ -5989,7 +6458,7 @@
               <w:rPr>
                 <w:rFonts w:asciiTheme="majorBidi" w:hAnsiTheme="majorBidi" w:cstheme="majorBidi"/>
               </w:rPr>
-              <w:t>Can compare the numbers and put ‘&lt;’, ‘&gt;’ or ‘=’.</w:t>
+              <w:t>Can compare and put &lt;, &gt; or =.</w:t>
             </w:r>
           </w:p>
         </w:tc>
@@ -6029,7 +6498,7 @@
               <w:rPr>
                 <w:rFonts w:asciiTheme="majorBidi" w:hAnsiTheme="majorBidi" w:cstheme="majorBidi"/>
               </w:rPr>
-              <w:t>Can write the ordinal numbers.</w:t>
+              <w:t>Can correct the given Devanagari numbers into Arabic numbers.</w:t>
             </w:r>
           </w:p>
         </w:tc>
@@ -6069,7 +6538,8 @@
               <w:rPr>
                 <w:rFonts w:asciiTheme="majorBidi" w:hAnsiTheme="majorBidi" w:cstheme="majorBidi"/>
               </w:rPr>
-              <w:t>Can match the following.</w:t>
+              <w:lastRenderedPageBreak/>
+              <w:t>Can write the name of shapes.</w:t>
             </w:r>
           </w:p>
         </w:tc>
@@ -6109,7 +6579,7 @@
               <w:rPr>
                 <w:rFonts w:asciiTheme="majorBidi" w:hAnsiTheme="majorBidi" w:cstheme="majorBidi"/>
               </w:rPr>
-              <w:t>Can write shapes name.</w:t>
+              <w:t>Can write the table of 5.</w:t>
             </w:r>
           </w:p>
         </w:tc>
@@ -6149,13 +6619,7 @@
               <w:rPr>
                 <w:rFonts w:asciiTheme="majorBidi" w:hAnsiTheme="majorBidi" w:cstheme="majorBidi"/>
               </w:rPr>
-              <w:t>Can colour the half part of the given picture</w:t>
-            </w:r>
-            <w:r>
-              <w:rPr>
-                <w:rFonts w:asciiTheme="majorBidi" w:hAnsiTheme="majorBidi" w:cstheme="majorBidi"/>
-              </w:rPr>
-              <w:t>.</w:t>
+              <w:t>Can look at the picture and write whole, half and quarter.</w:t>
             </w:r>
           </w:p>
         </w:tc>
@@ -6175,6 +6639,19 @@
         </w:tc>
       </w:tr>
     </w:tbl>
+    <w:p>
+      <w:pPr>
+        <w:spacing w:after="0" w:line="240" w:lineRule="auto"/>
+        <w:jc w:val="center"/>
+        <w:rPr>
+          <w:rFonts w:asciiTheme="majorBidi" w:hAnsiTheme="majorBidi" w:cstheme="majorBidi"/>
+          <w:b/>
+          <w:bCs/>
+          <w:sz w:val="28"/>
+          <w:szCs w:val="28"/>
+        </w:rPr>
+      </w:pPr>
+    </w:p>
     <w:p>
       <w:pPr>
         <w:spacing w:after="0" w:line="240" w:lineRule="auto"/>
@@ -6195,7 +6672,6 @@
           <w:sz w:val="28"/>
           <w:szCs w:val="28"/>
         </w:rPr>
-        <w:lastRenderedPageBreak/>
         <w:t>Social Science</w:t>
       </w:r>
     </w:p>
@@ -6293,7 +6769,7 @@
                 <w:sz w:val="28"/>
                 <w:szCs w:val="28"/>
               </w:rPr>
-              <w:t>Can write the name of flower.</w:t>
+              <w:t>Can write the name of community helper.</w:t>
             </w:r>
           </w:p>
         </w:tc>
@@ -6340,23 +6816,7 @@
                 <w:sz w:val="28"/>
                 <w:szCs w:val="28"/>
               </w:rPr>
-              <w:t xml:space="preserve">Can </w:t>
-            </w:r>
-            <w:r>
-              <w:rPr>
-                <w:rFonts w:asciiTheme="majorBidi" w:hAnsiTheme="majorBidi" w:cstheme="majorBidi"/>
-                <w:sz w:val="28"/>
-                <w:szCs w:val="28"/>
-              </w:rPr>
-              <w:t xml:space="preserve">write </w:t>
-            </w:r>
-            <w:r>
-              <w:rPr>
-                <w:rFonts w:asciiTheme="majorBidi" w:hAnsiTheme="majorBidi" w:cstheme="majorBidi"/>
-                <w:sz w:val="28"/>
-                <w:szCs w:val="28"/>
-              </w:rPr>
-              <w:t>name of sports.</w:t>
+              <w:t>Can name of insects.</w:t>
             </w:r>
           </w:p>
         </w:tc>
@@ -6403,7 +6863,7 @@
                 <w:sz w:val="28"/>
                 <w:szCs w:val="28"/>
               </w:rPr>
-              <w:t>Can write the name of vegetable.</w:t>
+              <w:t>Can name of air transports.</w:t>
             </w:r>
           </w:p>
         </w:tc>
@@ -6450,23 +6910,7 @@
                 <w:sz w:val="28"/>
                 <w:szCs w:val="28"/>
               </w:rPr>
-              <w:t>Can write name of</w:t>
-            </w:r>
-            <w:r>
-              <w:rPr>
-                <w:rFonts w:asciiTheme="majorBidi" w:hAnsiTheme="majorBidi" w:cstheme="majorBidi"/>
-                <w:sz w:val="28"/>
-                <w:szCs w:val="28"/>
-              </w:rPr>
-              <w:t xml:space="preserve"> the type</w:t>
-            </w:r>
-            <w:r>
-              <w:rPr>
-                <w:rFonts w:asciiTheme="majorBidi" w:hAnsiTheme="majorBidi" w:cstheme="majorBidi"/>
-                <w:sz w:val="28"/>
-                <w:szCs w:val="28"/>
-              </w:rPr>
-              <w:t xml:space="preserve"> weather.</w:t>
+              <w:t>Can name of sources of water.</w:t>
             </w:r>
           </w:p>
         </w:tc>
@@ -6513,7 +6957,7 @@
                 <w:sz w:val="28"/>
                 <w:szCs w:val="28"/>
               </w:rPr>
-              <w:t>Can write the name of product which we get from animal.</w:t>
+              <w:t>Can write any 5 polite words.</w:t>
             </w:r>
           </w:p>
         </w:tc>
@@ -6560,7 +7004,7 @@
                 <w:sz w:val="28"/>
                 <w:szCs w:val="28"/>
               </w:rPr>
-              <w:t>Can write the name of given picture.</w:t>
+              <w:t>Can write the name of non-living things.</w:t>
             </w:r>
           </w:p>
         </w:tc>
@@ -6607,7 +7051,7 @@
                 <w:sz w:val="28"/>
                 <w:szCs w:val="28"/>
               </w:rPr>
-              <w:t>Can write ‘good’ and ‘bad’.</w:t>
+              <w:t>Can write down the name of colors.</w:t>
             </w:r>
           </w:p>
         </w:tc>
@@ -6654,7 +7098,7 @@
                 <w:sz w:val="28"/>
                 <w:szCs w:val="28"/>
               </w:rPr>
-              <w:t>Can fill in the blanks.</w:t>
+              <w:t>Can write the name of fruits.</w:t>
             </w:r>
           </w:p>
         </w:tc>
@@ -6701,7 +7145,33 @@
                 <w:sz w:val="28"/>
                 <w:szCs w:val="28"/>
               </w:rPr>
-              <w:t>Can match the following.</w:t>
+              <w:t xml:space="preserve">Can answer the following question in one </w:t>
+            </w:r>
+            <w:proofErr w:type="gramStart"/>
+            <w:r>
+              <w:rPr>
+                <w:rFonts w:asciiTheme="majorBidi" w:hAnsiTheme="majorBidi" w:cstheme="majorBidi"/>
+                <w:sz w:val="28"/>
+                <w:szCs w:val="28"/>
+              </w:rPr>
+              <w:t>word</w:t>
+            </w:r>
+            <w:r>
+              <w:rPr>
+                <w:rFonts w:asciiTheme="majorBidi" w:hAnsiTheme="majorBidi" w:cstheme="majorBidi"/>
+                <w:sz w:val="28"/>
+                <w:szCs w:val="28"/>
+              </w:rPr>
+              <w:t>s</w:t>
+            </w:r>
+            <w:proofErr w:type="gramEnd"/>
+            <w:r>
+              <w:rPr>
+                <w:rFonts w:asciiTheme="majorBidi" w:hAnsiTheme="majorBidi" w:cstheme="majorBidi"/>
+                <w:sz w:val="28"/>
+                <w:szCs w:val="28"/>
+              </w:rPr>
+              <w:t>.</w:t>
             </w:r>
           </w:p>
         </w:tc>
@@ -6748,7 +7218,7 @@
                 <w:sz w:val="28"/>
                 <w:szCs w:val="28"/>
               </w:rPr>
-              <w:t>Can write healthy and unhealthy food.</w:t>
+              <w:t>Can answer the name of parts of house.</w:t>
             </w:r>
           </w:p>
         </w:tc>
@@ -6795,7 +7265,84 @@
                 <w:sz w:val="28"/>
                 <w:szCs w:val="28"/>
               </w:rPr>
-              <w:t>Can write the name of parts of plant.</w:t>
+              <w:t>Can match the following (animals with their home)</w:t>
+            </w:r>
+          </w:p>
+        </w:tc>
+        <w:tc>
+          <w:tcPr>
+            <w:tcW w:w="702" w:type="pct"/>
+          </w:tcPr>
+          <w:p>
+            <w:pPr>
+              <w:rPr>
+                <w:rFonts w:ascii="Times New Roman" w:hAnsi="Times New Roman" w:cs="Times New Roman"/>
+                <w:sz w:val="24"/>
+                <w:szCs w:val="24"/>
+              </w:rPr>
+            </w:pPr>
+          </w:p>
+        </w:tc>
+      </w:tr>
+      <w:tr>
+        <w:trPr>
+          <w:trHeight w:val="420"/>
+        </w:trPr>
+        <w:tc>
+          <w:tcPr>
+            <w:tcW w:w="4298" w:type="pct"/>
+          </w:tcPr>
+          <w:p>
+            <w:pPr>
+              <w:pStyle w:val="ListParagraph"/>
+              <w:numPr>
+                <w:ilvl w:val="0"/>
+                <w:numId w:val="1"/>
+              </w:numPr>
+              <w:ind w:left="315" w:hanging="270"/>
+              <w:rPr>
+                <w:rFonts w:asciiTheme="majorBidi" w:hAnsiTheme="majorBidi" w:cstheme="majorBidi"/>
+                <w:sz w:val="28"/>
+                <w:szCs w:val="28"/>
+              </w:rPr>
+            </w:pPr>
+            <w:r>
+              <w:rPr>
+                <w:rFonts w:asciiTheme="majorBidi" w:hAnsiTheme="majorBidi" w:cstheme="majorBidi"/>
+                <w:sz w:val="28"/>
+                <w:szCs w:val="28"/>
+              </w:rPr>
+              <w:t>Can tick (</w:t>
+            </w:r>
+            <w:r>
+              <w:rPr>
+                <w:rFonts w:ascii="Segoe UI Symbol" w:hAnsi="Segoe UI Symbol" w:cs="Segoe UI Symbol"/>
+                <w:sz w:val="28"/>
+                <w:szCs w:val="28"/>
+              </w:rPr>
+              <w:t>✔</w:t>
+            </w:r>
+            <w:r>
+              <w:rPr>
+                <w:rFonts w:asciiTheme="majorBidi" w:hAnsiTheme="majorBidi" w:cstheme="majorBidi"/>
+                <w:sz w:val="28"/>
+                <w:szCs w:val="28"/>
+              </w:rPr>
+              <w:t>) the good habit and cross (</w:t>
+            </w:r>
+            <w:r>
+              <w:rPr>
+                <w:rFonts w:ascii="Segoe UI Emoji" w:hAnsi="Segoe UI Emoji" w:cs="Segoe UI Emoji"/>
+              </w:rPr>
+              <w:t>❌</w:t>
+            </w:r>
+            <w:r>
+              <w:rPr>
+                <w:rFonts w:asciiTheme="majorBidi" w:hAnsiTheme="majorBidi" w:cstheme="majorBidi"/>
+                <w:sz w:val="28"/>
+                <w:szCs w:val="28"/>
+              </w:rPr>
+              <w:t>) the bad habit.</w:t>
             </w:r>
           </w:p>
         </w:tc>
@@ -7281,8 +7828,18 @@
                 <w:sz w:val="28"/>
                 <w:szCs w:val="28"/>
               </w:rPr>
-              <w:t>P ;fyL</w:t>
-            </w:r>
+              <w:t>P ;</w:t>
+            </w:r>
+            <w:proofErr w:type="spellStart"/>
+            <w:r>
+              <w:rPr>
+                <w:rFonts w:ascii="Preeti" w:hAnsi="Preeti" w:cs="Times New Roman"/>
+                <w:sz w:val="28"/>
+                <w:szCs w:val="28"/>
+              </w:rPr>
+              <w:t>fyL</w:t>
+            </w:r>
+            <w:proofErr w:type="spellEnd"/>
             <w:proofErr w:type="gramEnd"/>
             <w:r>
               <w:rPr>
@@ -7299,8 +7856,18 @@
                 <w:sz w:val="28"/>
                 <w:szCs w:val="28"/>
               </w:rPr>
-              <w:t>P ;fyL</w:t>
-            </w:r>
+              <w:t>P ;</w:t>
+            </w:r>
+            <w:proofErr w:type="spellStart"/>
+            <w:r>
+              <w:rPr>
+                <w:rFonts w:ascii="Preeti" w:hAnsi="Preeti" w:cs="Times New Roman"/>
+                <w:sz w:val="28"/>
+                <w:szCs w:val="28"/>
+              </w:rPr>
+              <w:t>fyL</w:t>
+            </w:r>
+            <w:proofErr w:type="spellEnd"/>
             <w:proofErr w:type="gramEnd"/>
             <w:r>
               <w:rPr>
@@ -7350,14 +7917,43 @@
                 <w:szCs w:val="28"/>
               </w:rPr>
             </w:pPr>
-            <w:r>
-              <w:rPr>
-                <w:rFonts w:ascii="Preeti" w:hAnsi="Preeti" w:cs="Times New Roman"/>
-                <w:sz w:val="28"/>
-                <w:szCs w:val="28"/>
-              </w:rPr>
-              <w:t xml:space="preserve">udnfsf] km'n l6Kg' </w:t>
-            </w:r>
+            <w:proofErr w:type="spellStart"/>
+            <w:r>
+              <w:rPr>
+                <w:rFonts w:ascii="Preeti" w:hAnsi="Preeti" w:cs="Times New Roman"/>
+                <w:sz w:val="28"/>
+                <w:szCs w:val="28"/>
+              </w:rPr>
+              <w:t>udnfsf</w:t>
+            </w:r>
+            <w:proofErr w:type="spellEnd"/>
+            <w:r>
+              <w:rPr>
+                <w:rFonts w:ascii="Preeti" w:hAnsi="Preeti" w:cs="Times New Roman"/>
+                <w:sz w:val="28"/>
+                <w:szCs w:val="28"/>
+              </w:rPr>
+              <w:t xml:space="preserve">] </w:t>
+            </w:r>
+            <w:proofErr w:type="spellStart"/>
+            <w:r>
+              <w:rPr>
+                <w:rFonts w:ascii="Preeti" w:hAnsi="Preeti" w:cs="Times New Roman"/>
+                <w:sz w:val="28"/>
+                <w:szCs w:val="28"/>
+              </w:rPr>
+              <w:t>km'n</w:t>
+            </w:r>
+            <w:proofErr w:type="spellEnd"/>
+            <w:r>
+              <w:rPr>
+                <w:rFonts w:ascii="Preeti" w:hAnsi="Preeti" w:cs="Times New Roman"/>
+                <w:sz w:val="28"/>
+                <w:szCs w:val="28"/>
+              </w:rPr>
+              <w:t xml:space="preserve"> l6Kg' </w:t>
+            </w:r>
+            <w:proofErr w:type="spellStart"/>
             <w:proofErr w:type="gramStart"/>
             <w:r>
               <w:rPr>
@@ -7365,7 +7961,16 @@
                 <w:sz w:val="28"/>
                 <w:szCs w:val="28"/>
               </w:rPr>
-              <w:t>x'b}g</w:t>
+              <w:t>x'b</w:t>
+            </w:r>
+            <w:proofErr w:type="spellEnd"/>
+            <w:r>
+              <w:rPr>
+                <w:rFonts w:ascii="Preeti" w:hAnsi="Preeti" w:cs="Times New Roman"/>
+                <w:sz w:val="28"/>
+                <w:szCs w:val="28"/>
+              </w:rPr>
+              <w:t>}g</w:t>
             </w:r>
             <w:proofErr w:type="gramEnd"/>
             <w:r>
@@ -7416,13 +8021,77 @@
                 <w:szCs w:val="28"/>
               </w:rPr>
             </w:pPr>
-            <w:r>
-              <w:rPr>
-                <w:rFonts w:ascii="Preeti" w:hAnsi="Preeti" w:cs="Times New Roman"/>
-                <w:sz w:val="28"/>
-                <w:szCs w:val="28"/>
-              </w:rPr>
-              <w:t>k|s[ltsf] km'naf/Ldf =====</w:t>
+            <w:proofErr w:type="spellStart"/>
+            <w:r>
+              <w:rPr>
+                <w:rFonts w:ascii="Preeti" w:hAnsi="Preeti" w:cs="Times New Roman"/>
+                <w:sz w:val="28"/>
+                <w:szCs w:val="28"/>
+              </w:rPr>
+              <w:t>k|s</w:t>
+            </w:r>
+            <w:proofErr w:type="spellEnd"/>
+            <w:r>
+              <w:rPr>
+                <w:rFonts w:ascii="Preeti" w:hAnsi="Preeti" w:cs="Times New Roman"/>
+                <w:sz w:val="28"/>
+                <w:szCs w:val="28"/>
+              </w:rPr>
+              <w:t>[</w:t>
+            </w:r>
+            <w:proofErr w:type="spellStart"/>
+            <w:r>
+              <w:rPr>
+                <w:rFonts w:ascii="Preeti" w:hAnsi="Preeti" w:cs="Times New Roman"/>
+                <w:sz w:val="28"/>
+                <w:szCs w:val="28"/>
+              </w:rPr>
+              <w:t>ltsf</w:t>
+            </w:r>
+            <w:proofErr w:type="spellEnd"/>
+            <w:r>
+              <w:rPr>
+                <w:rFonts w:ascii="Preeti" w:hAnsi="Preeti" w:cs="Times New Roman"/>
+                <w:sz w:val="28"/>
+                <w:szCs w:val="28"/>
+              </w:rPr>
+              <w:t xml:space="preserve">] </w:t>
+            </w:r>
+            <w:proofErr w:type="spellStart"/>
+            <w:r>
+              <w:rPr>
+                <w:rFonts w:ascii="Preeti" w:hAnsi="Preeti" w:cs="Times New Roman"/>
+                <w:sz w:val="28"/>
+                <w:szCs w:val="28"/>
+              </w:rPr>
+              <w:t>km'naf</w:t>
+            </w:r>
+            <w:proofErr w:type="spellEnd"/>
+            <w:r>
+              <w:rPr>
+                <w:rFonts w:ascii="Preeti" w:hAnsi="Preeti" w:cs="Times New Roman"/>
+                <w:sz w:val="28"/>
+                <w:szCs w:val="28"/>
+              </w:rPr>
+              <w:t>/</w:t>
+            </w:r>
+            <w:proofErr w:type="spellStart"/>
+            <w:r>
+              <w:rPr>
+                <w:rFonts w:ascii="Preeti" w:hAnsi="Preeti" w:cs="Times New Roman"/>
+                <w:sz w:val="28"/>
+                <w:szCs w:val="28"/>
+              </w:rPr>
+              <w:t>Ldf</w:t>
+            </w:r>
+            <w:proofErr w:type="spellEnd"/>
+            <w:r>
+              <w:rPr>
+                <w:rFonts w:ascii="Preeti" w:hAnsi="Preeti" w:cs="Times New Roman"/>
+                <w:sz w:val="28"/>
+                <w:szCs w:val="28"/>
+              </w:rPr>
+              <w:t xml:space="preserve"> =====</w:t>
             </w:r>
           </w:p>
         </w:tc>
@@ -7464,13 +8133,41 @@
                 <w:szCs w:val="28"/>
               </w:rPr>
             </w:pPr>
-            <w:r>
-              <w:rPr>
-                <w:rFonts w:ascii="Preeti" w:hAnsi="Preeti" w:cs="Times New Roman"/>
-                <w:sz w:val="28"/>
-                <w:szCs w:val="28"/>
-              </w:rPr>
-              <w:t>vfGg d t rfprfp ==============</w:t>
+            <w:proofErr w:type="spellStart"/>
+            <w:r>
+              <w:rPr>
+                <w:rFonts w:ascii="Preeti" w:hAnsi="Preeti" w:cs="Times New Roman"/>
+                <w:sz w:val="28"/>
+                <w:szCs w:val="28"/>
+              </w:rPr>
+              <w:t>vfGg</w:t>
+            </w:r>
+            <w:proofErr w:type="spellEnd"/>
+            <w:r>
+              <w:rPr>
+                <w:rFonts w:ascii="Preeti" w:hAnsi="Preeti" w:cs="Times New Roman"/>
+                <w:sz w:val="28"/>
+                <w:szCs w:val="28"/>
+              </w:rPr>
+              <w:t xml:space="preserve"> d t </w:t>
+            </w:r>
+            <w:proofErr w:type="spellStart"/>
+            <w:r>
+              <w:rPr>
+                <w:rFonts w:ascii="Preeti" w:hAnsi="Preeti" w:cs="Times New Roman"/>
+                <w:sz w:val="28"/>
+                <w:szCs w:val="28"/>
+              </w:rPr>
+              <w:t>rfprfp</w:t>
+            </w:r>
+            <w:proofErr w:type="spellEnd"/>
+            <w:r>
+              <w:rPr>
+                <w:rFonts w:ascii="Preeti" w:hAnsi="Preeti" w:cs="Times New Roman"/>
+                <w:sz w:val="28"/>
+                <w:szCs w:val="28"/>
+              </w:rPr>
+              <w:t xml:space="preserve"> ==============</w:t>
             </w:r>
           </w:p>
         </w:tc>
@@ -7519,8 +8216,36 @@
                 <w:sz w:val="28"/>
                 <w:szCs w:val="28"/>
               </w:rPr>
-              <w:t>;fgf] ;fgf</w:t>
-            </w:r>
+              <w:t>;</w:t>
+            </w:r>
+            <w:proofErr w:type="spellStart"/>
+            <w:r>
+              <w:rPr>
+                <w:rFonts w:ascii="Preeti" w:hAnsi="Preeti" w:cs="Times New Roman"/>
+                <w:sz w:val="28"/>
+                <w:szCs w:val="28"/>
+              </w:rPr>
+              <w:t>fgf</w:t>
+            </w:r>
+            <w:proofErr w:type="spellEnd"/>
+            <w:r>
+              <w:rPr>
+                <w:rFonts w:ascii="Preeti" w:hAnsi="Preeti" w:cs="Times New Roman"/>
+                <w:sz w:val="28"/>
+                <w:szCs w:val="28"/>
+              </w:rPr>
+              <w:t>] ;</w:t>
+            </w:r>
+            <w:proofErr w:type="spellStart"/>
+            <w:r>
+              <w:rPr>
+                <w:rFonts w:ascii="Preeti" w:hAnsi="Preeti" w:cs="Times New Roman"/>
+                <w:sz w:val="28"/>
+                <w:szCs w:val="28"/>
+              </w:rPr>
+              <w:t>fgf</w:t>
+            </w:r>
+            <w:proofErr w:type="spellEnd"/>
             <w:proofErr w:type="gramEnd"/>
             <w:r>
               <w:rPr>
@@ -7528,7 +8253,25 @@
                 <w:sz w:val="28"/>
                 <w:szCs w:val="28"/>
               </w:rPr>
-              <w:t>] s]/fp ============</w:t>
+              <w:t>] s]/</w:t>
+            </w:r>
+            <w:proofErr w:type="spellStart"/>
+            <w:r>
+              <w:rPr>
+                <w:rFonts w:ascii="Preeti" w:hAnsi="Preeti" w:cs="Times New Roman"/>
+                <w:sz w:val="28"/>
+                <w:szCs w:val="28"/>
+              </w:rPr>
+              <w:t>fp</w:t>
+            </w:r>
+            <w:proofErr w:type="spellEnd"/>
+            <w:r>
+              <w:rPr>
+                <w:rFonts w:ascii="Preeti" w:hAnsi="Preeti" w:cs="Times New Roman"/>
+                <w:sz w:val="28"/>
+                <w:szCs w:val="28"/>
+              </w:rPr>
+              <w:t xml:space="preserve"> ============</w:t>
             </w:r>
           </w:p>
         </w:tc>
@@ -7577,8 +8320,18 @@
                 <w:sz w:val="28"/>
                 <w:szCs w:val="28"/>
               </w:rPr>
-              <w:t>d ;fgL</w:t>
-            </w:r>
+              <w:t>d ;</w:t>
+            </w:r>
+            <w:proofErr w:type="spellStart"/>
+            <w:r>
+              <w:rPr>
+                <w:rFonts w:ascii="Preeti" w:hAnsi="Preeti" w:cs="Times New Roman"/>
+                <w:sz w:val="28"/>
+                <w:szCs w:val="28"/>
+              </w:rPr>
+              <w:t>fgL</w:t>
+            </w:r>
+            <w:proofErr w:type="spellEnd"/>
             <w:proofErr w:type="gramEnd"/>
             <w:r>
               <w:rPr>
@@ -7731,48 +8484,18 @@
                 <w:sz w:val="24"/>
                 <w:szCs w:val="24"/>
               </w:rPr>
-              <w:t>Can tick (</w:t>
-            </w:r>
-            <w:r>
-              <w:rPr>
-                <w:rFonts w:ascii="Segoe UI Symbol" w:hAnsi="Segoe UI Symbol" w:cs="Segoe UI Symbol"/>
-                <w:sz w:val="24"/>
-                <w:szCs w:val="24"/>
-              </w:rPr>
-              <w:t>✔</w:t>
-            </w:r>
-            <w:r>
-              <w:rPr>
-                <w:rFonts w:ascii="Times New Roman" w:hAnsi="Times New Roman" w:cs="Times New Roman"/>
-                <w:sz w:val="24"/>
-                <w:szCs w:val="24"/>
-              </w:rPr>
-              <w:t>) for good behavior and cross (</w:t>
-            </w:r>
-            <w:r>
-              <w:rPr>
-                <w:rFonts w:ascii="Segoe UI Emoji" w:hAnsi="Segoe UI Emoji" w:cs="Segoe UI Emoji"/>
-                <w:sz w:val="24"/>
-                <w:szCs w:val="24"/>
-              </w:rPr>
-              <w:t>❌</w:t>
-            </w:r>
-            <w:r>
-              <w:rPr>
-                <w:rFonts w:ascii="Times New Roman" w:hAnsi="Times New Roman" w:cs="Times New Roman"/>
-                <w:sz w:val="24"/>
-                <w:szCs w:val="24"/>
-              </w:rPr>
-              <w:t xml:space="preserve">) for wrong </w:t>
-            </w:r>
-            <w:r>
-              <w:rPr>
-                <w:rFonts w:ascii="Times New Roman" w:hAnsi="Times New Roman" w:cs="Times New Roman"/>
-                <w:sz w:val="24"/>
-                <w:szCs w:val="24"/>
-              </w:rPr>
-              <w:t>behavior</w:t>
-            </w:r>
+              <w:t xml:space="preserve">Can answer the following in one </w:t>
+            </w:r>
+            <w:proofErr w:type="gramStart"/>
+            <w:r>
+              <w:rPr>
+                <w:rFonts w:ascii="Times New Roman" w:hAnsi="Times New Roman" w:cs="Times New Roman"/>
+                <w:sz w:val="24"/>
+                <w:szCs w:val="24"/>
+              </w:rPr>
+              <w:t>words</w:t>
+            </w:r>
+            <w:proofErr w:type="gramEnd"/>
             <w:r>
               <w:rPr>
                 <w:rFonts w:ascii="Times New Roman" w:hAnsi="Times New Roman" w:cs="Times New Roman"/>
@@ -7829,7 +8552,7 @@
                 <w:sz w:val="24"/>
                 <w:szCs w:val="24"/>
               </w:rPr>
-              <w:t>Can complete the picture by drawing other half part.</w:t>
+              <w:t>Can match the following with their name.</w:t>
             </w:r>
           </w:p>
         </w:tc>
@@ -7879,7 +8602,7 @@
                 <w:sz w:val="24"/>
                 <w:szCs w:val="24"/>
               </w:rPr>
-              <w:t>Can match the following with their names.</w:t>
+              <w:t>Can color the pictures.</w:t>
             </w:r>
           </w:p>
         </w:tc>
@@ -7929,23 +8652,15 @@
                 <w:sz w:val="24"/>
                 <w:szCs w:val="24"/>
               </w:rPr>
-              <w:t xml:space="preserve">Can </w:t>
-            </w:r>
-            <w:r>
-              <w:rPr>
-                <w:rFonts w:ascii="Times New Roman" w:hAnsi="Times New Roman" w:cs="Times New Roman"/>
-                <w:sz w:val="24"/>
-                <w:szCs w:val="24"/>
-              </w:rPr>
-              <w:t>l</w:t>
-            </w:r>
-            <w:r>
-              <w:rPr>
-                <w:rFonts w:ascii="Times New Roman" w:hAnsi="Times New Roman" w:cs="Times New Roman"/>
-                <w:sz w:val="24"/>
-                <w:szCs w:val="24"/>
-              </w:rPr>
-              <w:t>ook at birds and insects and color their correct homes.</w:t>
+              <w:t>Can draw the picture of traffic light</w:t>
+            </w:r>
+            <w:r>
+              <w:rPr>
+                <w:rFonts w:ascii="Times New Roman" w:hAnsi="Times New Roman" w:cs="Times New Roman"/>
+                <w:sz w:val="24"/>
+                <w:szCs w:val="24"/>
+              </w:rPr>
+              <w:t xml:space="preserve"> and color it.</w:t>
             </w:r>
           </w:p>
         </w:tc>
@@ -7995,7 +8710,7 @@
                 <w:sz w:val="24"/>
                 <w:szCs w:val="24"/>
               </w:rPr>
-              <w:t>Can look at picture and write ‘whole’, ‘half’, and quarter.</w:t>
+              <w:t>Can define the picture. (Weather)</w:t>
             </w:r>
           </w:p>
         </w:tc>
@@ -8045,7 +8760,7 @@
                 <w:sz w:val="24"/>
                 <w:szCs w:val="24"/>
               </w:rPr>
-              <w:t>Can color the traffic light and write about it with the help of key words.</w:t>
+              <w:t>Can color it.</w:t>
             </w:r>
           </w:p>
         </w:tc>
@@ -8095,57 +8810,7 @@
                 <w:sz w:val="24"/>
                 <w:szCs w:val="24"/>
               </w:rPr>
-              <w:t>Can draw the picture of best vehicle.</w:t>
-            </w:r>
-          </w:p>
-        </w:tc>
-        <w:tc>
-          <w:tcPr>
-            <w:tcW w:w="1007" w:type="dxa"/>
-          </w:tcPr>
-          <w:p>
-            <w:pPr>
-              <w:contextualSpacing/>
-              <w:jc w:val="center"/>
-              <w:rPr>
-                <w:rFonts w:ascii="Comic Sans MS" w:hAnsi="Comic Sans MS"/>
-                <w:b/>
-                <w:sz w:val="24"/>
-                <w:szCs w:val="24"/>
-              </w:rPr>
-            </w:pPr>
-          </w:p>
-        </w:tc>
-      </w:tr>
-      <w:tr>
-        <w:trPr>
-          <w:trHeight w:val="305"/>
-        </w:trPr>
-        <w:tc>
-          <w:tcPr>
-            <w:tcW w:w="6003" w:type="dxa"/>
-          </w:tcPr>
-          <w:p>
-            <w:pPr>
-              <w:pStyle w:val="ListParagraph"/>
-              <w:numPr>
-                <w:ilvl w:val="0"/>
-                <w:numId w:val="1"/>
-              </w:numPr>
-              <w:ind w:left="270" w:hanging="270"/>
-              <w:rPr>
-                <w:rFonts w:ascii="Times New Roman" w:hAnsi="Times New Roman" w:cs="Times New Roman"/>
-                <w:sz w:val="24"/>
-                <w:szCs w:val="24"/>
-              </w:rPr>
-            </w:pPr>
-            <w:r>
-              <w:rPr>
-                <w:rFonts w:ascii="Times New Roman" w:hAnsi="Times New Roman" w:cs="Times New Roman"/>
-                <w:sz w:val="24"/>
-                <w:szCs w:val="24"/>
-              </w:rPr>
-              <w:t>Can color the picture.</w:t>
+              <w:t>Can color the half part of the given pictures.</w:t>
             </w:r>
           </w:p>
         </w:tc>
@@ -8805,20 +9470,6 @@
     </w:tbl>
     <w:p>
       <w:pPr>
-        <w:ind w:firstLine="720"/>
-        <w:rPr>
-          <w:rFonts w:ascii="Times New Roman" w:hAnsi="Times New Roman" w:cs="Times New Roman"/>
-          <w:b/>
-          <w:caps/>
-          <w:color w:val="FFFFFF" w:themeColor="background1"/>
-          <w:sz w:val="28"/>
-          <w:szCs w:val="28"/>
-          <w:shd w:val="clear" w:color="auto" w:fill="000000" w:themeFill="text1"/>
-        </w:rPr>
-      </w:pPr>
-    </w:p>
-    <w:p>
-      <w:pPr>
         <w:rPr>
           <w:rFonts w:ascii="Times New Roman" w:hAnsi="Times New Roman" w:cs="Times New Roman"/>
           <w:b/>
@@ -8832,7 +9483,7 @@
     </w:p>
     <w:sectPr>
       <w:pgSz w:w="16839" w:h="11907" w:orient="landscape" w:code="9"/>
-      <w:pgMar w:top="270" w:right="720" w:bottom="90" w:left="720" w:header="720" w:footer="720" w:gutter="0"/>
+      <w:pgMar w:top="450" w:right="720" w:bottom="360" w:left="720" w:header="720" w:footer="720" w:gutter="0"/>
       <w:cols w:num="2" w:space="1359"/>
       <w:docGrid w:linePitch="360"/>
     </w:sectPr>
